--- a/Documents/Perfomance Testing/Interview Preparation/PERFOMANCE TESTING INTERVIEW QUESTIONS.docx
+++ b/Documents/Perfomance Testing/Interview Preparation/PERFOMANCE TESTING INTERVIEW QUESTIONS.docx
@@ -2316,7 +2316,10 @@
         </w:numPr>
       </w:pPr>
       <w:r>
-        <w:t>Why you applying this job/why you changing/shifting job?</w:t>
+        <w:t>Why are</w:t>
+      </w:r>
+      <w:r>
+        <w:t xml:space="preserve"> you applying this job/why you changing/shifting job?</w:t>
       </w:r>
     </w:p>
     <w:p>
@@ -2526,10 +2529,7 @@
         </w:numPr>
       </w:pPr>
       <w:r>
-        <w:t xml:space="preserve">If I am successful in this role, </w:t>
-      </w:r>
-      <w:r>
-        <w:t>where would I spend my first initial 90days or what’s my focus for the 1</w:t>
+        <w:t>If I am successful in this role, where would I spend my first initial 90days or what’s my focus for the 1</w:t>
       </w:r>
       <w:r>
         <w:rPr>
@@ -2576,6 +2576,60 @@
       </w:pPr>
       <w:r>
         <w:t>If I am successful in this role, where can I see myself in next 3 yrs</w:t>
+      </w:r>
+    </w:p>
+    <w:p>
+      <w:pPr>
+        <w:pStyle w:val="ListParagraph"/>
+        <w:numPr>
+          <w:ilvl w:val="0"/>
+          <w:numId w:val="13"/>
+        </w:numPr>
+      </w:pPr>
+      <w:r>
+        <w:t>What is the budget for the current role?</w:t>
+      </w:r>
+    </w:p>
+    <w:p>
+      <w:pPr>
+        <w:pStyle w:val="ListParagraph"/>
+        <w:numPr>
+          <w:ilvl w:val="0"/>
+          <w:numId w:val="13"/>
+        </w:numPr>
+      </w:pPr>
+      <w:r>
+        <w:t xml:space="preserve">The person who I am replacing </w:t>
+      </w:r>
+      <w:r>
+        <w:t>How much was she/he getting?</w:t>
+      </w:r>
+    </w:p>
+    <w:p>
+      <w:pPr>
+        <w:pStyle w:val="ListParagraph"/>
+        <w:numPr>
+          <w:ilvl w:val="0"/>
+          <w:numId w:val="13"/>
+        </w:numPr>
+      </w:pPr>
+      <w:r>
+        <w:t xml:space="preserve">For the grade </w:t>
+      </w:r>
+      <w:r>
+        <w:t>you</w:t>
+      </w:r>
+      <w:r>
+        <w:t xml:space="preserve"> are</w:t>
+      </w:r>
+      <w:r>
+        <w:t xml:space="preserve"> interviewing </w:t>
+      </w:r>
+      <w:r>
+        <w:t xml:space="preserve">me for how much is the salary band </w:t>
+      </w:r>
+      <w:r>
+        <w:t>in that grade?</w:t>
       </w:r>
     </w:p>
     <w:p>
